--- a/SDS Document - Group4.docx
+++ b/SDS Document - Group4.docx
@@ -1,6 +1,6 @@
 
 <file path=word/document.xml><?xml version="1.0" encoding="utf-8"?>
-<w:document xmlns:wpc="http://schemas.microsoft.com/office/word/2010/wordprocessingCanvas" xmlns:cx="http://schemas.microsoft.com/office/drawing/2014/chartex" xmlns:cx1="http://schemas.microsoft.com/office/drawing/2015/9/8/chartex" xmlns:cx2="http://schemas.microsoft.com/office/drawing/2015/10/21/chartex" xmlns:cx3="http://schemas.microsoft.com/office/drawing/2016/5/9/chartex" xmlns:cx4="http://schemas.microsoft.com/office/drawing/2016/5/10/chartex" xmlns:cx5="http://schemas.microsoft.com/office/drawing/2016/5/11/chartex" xmlns:cx6="http://schemas.microsoft.com/office/drawing/2016/5/12/chartex" xmlns:cx7="http://schemas.microsoft.com/office/drawing/2016/5/13/chartex" xmlns:cx8="http://schemas.microsoft.com/office/drawing/2016/5/14/chartex" xmlns:mc="http://schemas.openxmlformats.org/markup-compatibility/2006" xmlns:aink="http://schemas.microsoft.com/office/drawing/2016/ink" xmlns:am3d="http://schemas.microsoft.com/office/drawing/2017/model3d" xmlns:o="urn:schemas-microsoft-com:office:office" xmlns:r="http://schemas.openxmlformats.org/officeDocument/2006/relationships" xmlns:m="http://schemas.openxmlformats.org/officeDocument/2006/math" xmlns:v="urn:schemas-microsoft-com:vml" xmlns:wp14="http://schemas.microsoft.com/office/word/2010/wordprocessingDrawing" xmlns:wp="http://schemas.openxmlformats.org/drawingml/2006/wordprocessingDrawing" xmlns:w10="urn:schemas-microsoft-com:office:word" xmlns:w="http://schemas.openxmlformats.org/wordprocessingml/2006/main" xmlns:w14="http://schemas.microsoft.com/office/word/2010/wordml" xmlns:w15="http://schemas.microsoft.com/office/word/2012/wordml" xmlns:w16cex="http://schemas.microsoft.com/office/word/2018/wordml/cex" xmlns:w16cid="http://schemas.microsoft.com/office/word/2016/wordml/cid" xmlns:w16="http://schemas.microsoft.com/office/word/2018/wordml" xmlns:w16sdtdh="http://schemas.microsoft.com/office/word/2020/wordml/sdtdatahash" xmlns:w16se="http://schemas.microsoft.com/office/word/2015/wordml/symex" xmlns:wpg="http://schemas.microsoft.com/office/word/2010/wordprocessingGroup" xmlns:wpi="http://schemas.microsoft.com/office/word/2010/wordprocessingInk" xmlns:wne="http://schemas.microsoft.com/office/word/2006/wordml" xmlns:wps="http://schemas.microsoft.com/office/word/2010/wordprocessingShape" mc:Ignorable="w14 w15 w16se w16cid w16 w16cex w16sdtdh wp14">
+<w:document xmlns:wpc="http://schemas.microsoft.com/office/word/2010/wordprocessingCanvas" xmlns:cx="http://schemas.microsoft.com/office/drawing/2014/chartex" xmlns:cx1="http://schemas.microsoft.com/office/drawing/2015/9/8/chartex" xmlns:cx2="http://schemas.microsoft.com/office/drawing/2015/10/21/chartex" xmlns:cx3="http://schemas.microsoft.com/office/drawing/2016/5/9/chartex" xmlns:cx4="http://schemas.microsoft.com/office/drawing/2016/5/10/chartex" xmlns:cx5="http://schemas.microsoft.com/office/drawing/2016/5/11/chartex" xmlns:cx6="http://schemas.microsoft.com/office/drawing/2016/5/12/chartex" xmlns:cx7="http://schemas.microsoft.com/office/drawing/2016/5/13/chartex" xmlns:cx8="http://schemas.microsoft.com/office/drawing/2016/5/14/chartex" xmlns:mc="http://schemas.openxmlformats.org/markup-compatibility/2006" xmlns:aink="http://schemas.microsoft.com/office/drawing/2016/ink" xmlns:am3d="http://schemas.microsoft.com/office/drawing/2017/model3d" xmlns:o="urn:schemas-microsoft-com:office:office" xmlns:oel="http://schemas.microsoft.com/office/2019/extlst" xmlns:r="http://schemas.openxmlformats.org/officeDocument/2006/relationships" xmlns:m="http://schemas.openxmlformats.org/officeDocument/2006/math" xmlns:v="urn:schemas-microsoft-com:vml" xmlns:wp14="http://schemas.microsoft.com/office/word/2010/wordprocessingDrawing" xmlns:wp="http://schemas.openxmlformats.org/drawingml/2006/wordprocessingDrawing" xmlns:w10="urn:schemas-microsoft-com:office:word" xmlns:w="http://schemas.openxmlformats.org/wordprocessingml/2006/main" xmlns:w14="http://schemas.microsoft.com/office/word/2010/wordml" xmlns:w15="http://schemas.microsoft.com/office/word/2012/wordml" xmlns:w16cex="http://schemas.microsoft.com/office/word/2018/wordml/cex" xmlns:w16cid="http://schemas.microsoft.com/office/word/2016/wordml/cid" xmlns:w16="http://schemas.microsoft.com/office/word/2018/wordml" xmlns:w16du="http://schemas.microsoft.com/office/word/2023/wordml/word16du" xmlns:w16sdtdh="http://schemas.microsoft.com/office/word/2020/wordml/sdtdatahash" xmlns:w16sdtfl="http://schemas.microsoft.com/office/word/2024/wordml/sdtformatlock" xmlns:w16se="http://schemas.microsoft.com/office/word/2015/wordml/symex" xmlns:wpg="http://schemas.microsoft.com/office/word/2010/wordprocessingGroup" xmlns:wpi="http://schemas.microsoft.com/office/word/2010/wordprocessingInk" xmlns:wne="http://schemas.microsoft.com/office/word/2006/wordml" xmlns:wps="http://schemas.microsoft.com/office/word/2010/wordprocessingShape" mc:Ignorable="w14 w15 w16se w16cid w16 w16cex w16sdtdh w16sdtfl w16du wp14">
   <w:body>
     <w:p/>
     <w:p>
@@ -301,7 +301,21 @@
                 <w:rStyle w:val="Hyperlink"/>
                 <w:noProof/>
               </w:rPr>
-              <w:t>I. Record of Changes</w:t>
+              <w:t xml:space="preserve">I. Record of </w:t>
+            </w:r>
+            <w:r>
+              <w:rPr>
+                <w:rStyle w:val="Hyperlink"/>
+                <w:noProof/>
+              </w:rPr>
+              <w:t>C</w:t>
+            </w:r>
+            <w:r>
+              <w:rPr>
+                <w:rStyle w:val="Hyperlink"/>
+                <w:noProof/>
+              </w:rPr>
+              <w:t>hanges</w:t>
             </w:r>
             <w:r>
               <w:rPr>
@@ -1253,6 +1267,9 @@
             <w:pPr>
               <w:pStyle w:val="Bang"/>
             </w:pPr>
+            <w:r>
+              <w:t>20/05</w:t>
+            </w:r>
           </w:p>
         </w:tc>
         <w:tc>
@@ -1263,6 +1280,9 @@
             <w:pPr>
               <w:pStyle w:val="Bang"/>
             </w:pPr>
+            <w:r>
+              <w:t>A</w:t>
+            </w:r>
           </w:p>
         </w:tc>
         <w:tc>
@@ -1273,6 +1293,9 @@
             <w:pPr>
               <w:pStyle w:val="Bang"/>
             </w:pPr>
+            <w:r>
+              <w:t>Nam Khánh</w:t>
+            </w:r>
           </w:p>
         </w:tc>
         <w:tc>
@@ -1283,6 +1306,9 @@
             <w:pPr>
               <w:pStyle w:val="Bang"/>
             </w:pPr>
+            <w:r>
+              <w:t>Add DB design</w:t>
+            </w:r>
           </w:p>
         </w:tc>
       </w:tr>
@@ -2010,48 +2036,6 @@
       <w:r>
         <w:rPr>
           <w:i/>
-          <w:noProof/>
-          <w:color w:val="0000FF"/>
-        </w:rPr>
-        <w:drawing>
-          <wp:inline distT="0" distB="0" distL="0" distR="0" wp14:anchorId="6F840A3F" wp14:editId="38C840EC">
-            <wp:extent cx="5943600" cy="3292475"/>
-            <wp:effectExtent l="0" t="0" r="0" b="3175"/>
-            <wp:docPr id="1" name="Picture 1"/>
-            <wp:cNvGraphicFramePr>
-              <a:graphicFrameLocks xmlns:a="http://schemas.openxmlformats.org/drawingml/2006/main" noChangeAspect="1"/>
-            </wp:cNvGraphicFramePr>
-            <a:graphic xmlns:a="http://schemas.openxmlformats.org/drawingml/2006/main">
-              <a:graphicData uri="http://schemas.openxmlformats.org/drawingml/2006/picture">
-                <pic:pic xmlns:pic="http://schemas.openxmlformats.org/drawingml/2006/picture">
-                  <pic:nvPicPr>
-                    <pic:cNvPr id="1" name=""/>
-                    <pic:cNvPicPr/>
-                  </pic:nvPicPr>
-                  <pic:blipFill>
-                    <a:blip r:embed="rId9"/>
-                    <a:stretch>
-                      <a:fillRect/>
-                    </a:stretch>
-                  </pic:blipFill>
-                  <pic:spPr>
-                    <a:xfrm>
-                      <a:off x="0" y="0"/>
-                      <a:ext cx="5943600" cy="3292475"/>
-                    </a:xfrm>
-                    <a:prstGeom prst="rect">
-                      <a:avLst/>
-                    </a:prstGeom>
-                  </pic:spPr>
-                </pic:pic>
-              </a:graphicData>
-            </a:graphic>
-          </wp:inline>
-        </w:drawing>
-      </w:r>
-      <w:r>
-        <w:rPr>
-          <w:i/>
           <w:color w:val="0000FF"/>
         </w:rPr>
         <w:t>-</w:t>
@@ -2104,47 +2088,6 @@
       <w:pPr>
         <w:jc w:val="center"/>
       </w:pPr>
-      <w:r>
-        <w:rPr>
-          <w:noProof/>
-        </w:rPr>
-        <w:lastRenderedPageBreak/>
-        <w:drawing>
-          <wp:inline distT="0" distB="0" distL="0" distR="0" wp14:anchorId="3F49D832" wp14:editId="0EF7D780">
-            <wp:extent cx="5943600" cy="3015615"/>
-            <wp:effectExtent l="0" t="0" r="0" b="0"/>
-            <wp:docPr id="2" name="Picture 2"/>
-            <wp:cNvGraphicFramePr>
-              <a:graphicFrameLocks xmlns:a="http://schemas.openxmlformats.org/drawingml/2006/main" noChangeAspect="1"/>
-            </wp:cNvGraphicFramePr>
-            <a:graphic xmlns:a="http://schemas.openxmlformats.org/drawingml/2006/main">
-              <a:graphicData uri="http://schemas.openxmlformats.org/drawingml/2006/picture">
-                <pic:pic xmlns:pic="http://schemas.openxmlformats.org/drawingml/2006/picture">
-                  <pic:nvPicPr>
-                    <pic:cNvPr id="1" name=""/>
-                    <pic:cNvPicPr/>
-                  </pic:nvPicPr>
-                  <pic:blipFill>
-                    <a:blip r:embed="rId10"/>
-                    <a:stretch>
-                      <a:fillRect/>
-                    </a:stretch>
-                  </pic:blipFill>
-                  <pic:spPr>
-                    <a:xfrm>
-                      <a:off x="0" y="0"/>
-                      <a:ext cx="5943600" cy="3015615"/>
-                    </a:xfrm>
-                    <a:prstGeom prst="rect">
-                      <a:avLst/>
-                    </a:prstGeom>
-                  </pic:spPr>
-                </pic:pic>
-              </a:graphicData>
-            </a:graphic>
-          </wp:inline>
-        </w:drawing>
-      </w:r>
     </w:p>
     <w:p>
       <w:pPr>
@@ -2312,6 +2255,7 @@
                 <w:color w:val="0432FF"/>
               </w:rPr>
             </w:pPr>
+            <w:proofErr w:type="spellStart"/>
             <w:r>
               <w:rPr>
                 <w:i/>
@@ -2320,6 +2264,7 @@
               </w:rPr>
               <w:t>Member_authority</w:t>
             </w:r>
+            <w:proofErr w:type="spellEnd"/>
           </w:p>
         </w:tc>
         <w:tc>
@@ -2585,9 +2530,9 @@
         </w:rPr>
         <w:lastRenderedPageBreak/>
         <w:drawing>
-          <wp:inline distT="0" distB="0" distL="0" distR="0" wp14:anchorId="23880309" wp14:editId="33E936B4">
-            <wp:extent cx="5658963" cy="5020463"/>
-            <wp:effectExtent l="0" t="0" r="0" b="8890"/>
+          <wp:inline distT="0" distB="0" distL="0" distR="0" wp14:anchorId="23880309" wp14:editId="2A4F9ADE">
+            <wp:extent cx="5669077" cy="4155591"/>
+            <wp:effectExtent l="0" t="0" r="8255" b="0"/>
             <wp:docPr id="8" name="Picture 8"/>
             <wp:cNvGraphicFramePr>
               <a:graphicFrameLocks xmlns:a="http://schemas.openxmlformats.org/drawingml/2006/main" noChangeAspect="1"/>
@@ -2596,11 +2541,17 @@
               <a:graphicData uri="http://schemas.openxmlformats.org/drawingml/2006/picture">
                 <pic:pic xmlns:pic="http://schemas.openxmlformats.org/drawingml/2006/picture">
                   <pic:nvPicPr>
-                    <pic:cNvPr id="1" name=""/>
+                    <pic:cNvPr id="8" name="Picture 8"/>
                     <pic:cNvPicPr/>
                   </pic:nvPicPr>
                   <pic:blipFill>
-                    <a:blip r:embed="rId11"/>
+                    <a:blip r:embed="rId9" cstate="print">
+                      <a:extLst>
+                        <a:ext uri="{28A0092B-C50C-407E-A947-70E740481C1C}">
+                          <a14:useLocalDpi xmlns:a14="http://schemas.microsoft.com/office/drawing/2010/main" val="0"/>
+                        </a:ext>
+                      </a:extLst>
+                    </a:blip>
                     <a:stretch>
                       <a:fillRect/>
                     </a:stretch>
@@ -2608,7 +2559,7 @@
                   <pic:spPr>
                     <a:xfrm>
                       <a:off x="0" y="0"/>
-                      <a:ext cx="5669077" cy="5029436"/>
+                      <a:ext cx="5669077" cy="4155591"/>
                     </a:xfrm>
                     <a:prstGeom prst="rect">
                       <a:avLst/>
@@ -2648,8 +2599,29 @@
       <w:r>
         <w:t xml:space="preserve"> </w:t>
       </w:r>
-      <w:r>
-        <w:t>PK~Primary Key; FK~Foreign Key; UN~Unique; NN ~ not null</w:t>
+      <w:proofErr w:type="spellStart"/>
+      <w:r>
+        <w:t>PK~Primary</w:t>
+      </w:r>
+      <w:proofErr w:type="spellEnd"/>
+      <w:r>
+        <w:t xml:space="preserve"> Key; </w:t>
+      </w:r>
+      <w:proofErr w:type="spellStart"/>
+      <w:r>
+        <w:t>FK~Foreign</w:t>
+      </w:r>
+      <w:proofErr w:type="spellEnd"/>
+      <w:r>
+        <w:t xml:space="preserve"> Key; </w:t>
+      </w:r>
+      <w:proofErr w:type="spellStart"/>
+      <w:r>
+        <w:t>UN~Unique</w:t>
+      </w:r>
+      <w:proofErr w:type="spellEnd"/>
+      <w:r>
+        <w:t>; NN ~ not null</w:t>
       </w:r>
     </w:p>
     <w:tbl>
@@ -3420,21 +3392,7 @@
           <w:i/>
           <w:color w:val="0000FF"/>
         </w:rPr>
-        <w:t xml:space="preserve">[Specify and draw </w:t>
-      </w:r>
-      <w:r>
-        <w:rPr>
-          <w:i/>
-          <w:color w:val="0000FF"/>
-        </w:rPr>
-        <w:t xml:space="preserve">state charts (state transition diagrams) for the data and system </w:t>
-      </w:r>
-      <w:r>
-        <w:rPr>
-          <w:i/>
-          <w:color w:val="0000FF"/>
-        </w:rPr>
-        <w:t>like below sample. In the diagrams, beside the states, you are required to provide suitable events, actions on the state transitions, entry actions, or exit actions]</w:t>
+        <w:t>[Specify and draw state charts (state transition diagrams) for the data and system like below sample. In the diagrams, beside the states, you are required to provide suitable events, actions on the state transitions, entry actions, or exit actions]</w:t>
       </w:r>
     </w:p>
     <w:p>
@@ -3520,7 +3478,7 @@
                     <pic:cNvPicPr/>
                   </pic:nvPicPr>
                   <pic:blipFill>
-                    <a:blip r:embed="rId12"/>
+                    <a:blip r:embed="rId10"/>
                     <a:stretch>
                       <a:fillRect/>
                     </a:stretch>
@@ -3858,7 +3816,7 @@
                     <pic:cNvPicPr/>
                   </pic:nvPicPr>
                   <pic:blipFill>
-                    <a:blip r:embed="rId13"/>
+                    <a:blip r:embed="rId11"/>
                     <a:stretch>
                       <a:fillRect/>
                     </a:stretch>
@@ -3960,7 +3918,7 @@
                     </pic:cNvPicPr>
                   </pic:nvPicPr>
                   <pic:blipFill>
-                    <a:blip r:embed="rId14">
+                    <a:blip r:embed="rId12">
                       <a:extLst>
                         <a:ext uri="{28A0092B-C50C-407E-A947-70E740481C1C}">
                           <a14:useLocalDpi xmlns:a14="http://schemas.microsoft.com/office/drawing/2010/main" val="0"/>
@@ -4057,7 +4015,7 @@
     </w:p>
     <w:p/>
     <w:sectPr>
-      <w:footerReference w:type="default" r:id="rId15"/>
+      <w:footerReference w:type="default" r:id="rId13"/>
       <w:pgSz w:w="12240" w:h="15840"/>
       <w:pgMar w:top="1440" w:right="1440" w:bottom="1440" w:left="1440" w:header="720" w:footer="720" w:gutter="0"/>
       <w:cols w:space="720"/>
@@ -4069,7 +4027,7 @@
 </file>
 
 <file path=word/endnotes.xml><?xml version="1.0" encoding="utf-8"?>
-<w:endnotes xmlns:wpc="http://schemas.microsoft.com/office/word/2010/wordprocessingCanvas" xmlns:cx="http://schemas.microsoft.com/office/drawing/2014/chartex" xmlns:cx1="http://schemas.microsoft.com/office/drawing/2015/9/8/chartex" xmlns:cx2="http://schemas.microsoft.com/office/drawing/2015/10/21/chartex" xmlns:cx3="http://schemas.microsoft.com/office/drawing/2016/5/9/chartex" xmlns:cx4="http://schemas.microsoft.com/office/drawing/2016/5/10/chartex" xmlns:cx5="http://schemas.microsoft.com/office/drawing/2016/5/11/chartex" xmlns:cx6="http://schemas.microsoft.com/office/drawing/2016/5/12/chartex" xmlns:cx7="http://schemas.microsoft.com/office/drawing/2016/5/13/chartex" xmlns:cx8="http://schemas.microsoft.com/office/drawing/2016/5/14/chartex" xmlns:mc="http://schemas.openxmlformats.org/markup-compatibility/2006" xmlns:aink="http://schemas.microsoft.com/office/drawing/2016/ink" xmlns:am3d="http://schemas.microsoft.com/office/drawing/2017/model3d" xmlns:o="urn:schemas-microsoft-com:office:office" xmlns:r="http://schemas.openxmlformats.org/officeDocument/2006/relationships" xmlns:m="http://schemas.openxmlformats.org/officeDocument/2006/math" xmlns:v="urn:schemas-microsoft-com:vml" xmlns:wp14="http://schemas.microsoft.com/office/word/2010/wordprocessingDrawing" xmlns:wp="http://schemas.openxmlformats.org/drawingml/2006/wordprocessingDrawing" xmlns:w10="urn:schemas-microsoft-com:office:word" xmlns:w="http://schemas.openxmlformats.org/wordprocessingml/2006/main" xmlns:w14="http://schemas.microsoft.com/office/word/2010/wordml" xmlns:w15="http://schemas.microsoft.com/office/word/2012/wordml" xmlns:w16cex="http://schemas.microsoft.com/office/word/2018/wordml/cex" xmlns:w16cid="http://schemas.microsoft.com/office/word/2016/wordml/cid" xmlns:w16="http://schemas.microsoft.com/office/word/2018/wordml" xmlns:w16sdtdh="http://schemas.microsoft.com/office/word/2020/wordml/sdtdatahash" xmlns:w16se="http://schemas.microsoft.com/office/word/2015/wordml/symex" xmlns:wpg="http://schemas.microsoft.com/office/word/2010/wordprocessingGroup" xmlns:wpi="http://schemas.microsoft.com/office/word/2010/wordprocessingInk" xmlns:wne="http://schemas.microsoft.com/office/word/2006/wordml" xmlns:wps="http://schemas.microsoft.com/office/word/2010/wordprocessingShape" mc:Ignorable="w14 w15 w16se w16cid w16 w16cex w16sdtdh wp14">
+<w:endnotes xmlns:wpc="http://schemas.microsoft.com/office/word/2010/wordprocessingCanvas" xmlns:cx="http://schemas.microsoft.com/office/drawing/2014/chartex" xmlns:cx1="http://schemas.microsoft.com/office/drawing/2015/9/8/chartex" xmlns:cx2="http://schemas.microsoft.com/office/drawing/2015/10/21/chartex" xmlns:cx3="http://schemas.microsoft.com/office/drawing/2016/5/9/chartex" xmlns:cx4="http://schemas.microsoft.com/office/drawing/2016/5/10/chartex" xmlns:cx5="http://schemas.microsoft.com/office/drawing/2016/5/11/chartex" xmlns:cx6="http://schemas.microsoft.com/office/drawing/2016/5/12/chartex" xmlns:cx7="http://schemas.microsoft.com/office/drawing/2016/5/13/chartex" xmlns:cx8="http://schemas.microsoft.com/office/drawing/2016/5/14/chartex" xmlns:mc="http://schemas.openxmlformats.org/markup-compatibility/2006" xmlns:aink="http://schemas.microsoft.com/office/drawing/2016/ink" xmlns:am3d="http://schemas.microsoft.com/office/drawing/2017/model3d" xmlns:o="urn:schemas-microsoft-com:office:office" xmlns:oel="http://schemas.microsoft.com/office/2019/extlst" xmlns:r="http://schemas.openxmlformats.org/officeDocument/2006/relationships" xmlns:m="http://schemas.openxmlformats.org/officeDocument/2006/math" xmlns:v="urn:schemas-microsoft-com:vml" xmlns:wp14="http://schemas.microsoft.com/office/word/2010/wordprocessingDrawing" xmlns:wp="http://schemas.openxmlformats.org/drawingml/2006/wordprocessingDrawing" xmlns:w10="urn:schemas-microsoft-com:office:word" xmlns:w="http://schemas.openxmlformats.org/wordprocessingml/2006/main" xmlns:w14="http://schemas.microsoft.com/office/word/2010/wordml" xmlns:w15="http://schemas.microsoft.com/office/word/2012/wordml" xmlns:w16cex="http://schemas.microsoft.com/office/word/2018/wordml/cex" xmlns:w16cid="http://schemas.microsoft.com/office/word/2016/wordml/cid" xmlns:w16="http://schemas.microsoft.com/office/word/2018/wordml" xmlns:w16du="http://schemas.microsoft.com/office/word/2023/wordml/word16du" xmlns:w16sdtdh="http://schemas.microsoft.com/office/word/2020/wordml/sdtdatahash" xmlns:w16sdtfl="http://schemas.microsoft.com/office/word/2024/wordml/sdtformatlock" xmlns:w16se="http://schemas.microsoft.com/office/word/2015/wordml/symex" xmlns:wpg="http://schemas.microsoft.com/office/word/2010/wordprocessingGroup" xmlns:wpi="http://schemas.microsoft.com/office/word/2010/wordprocessingInk" xmlns:wne="http://schemas.microsoft.com/office/word/2006/wordml" xmlns:wps="http://schemas.microsoft.com/office/word/2010/wordprocessingShape" mc:Ignorable="w14 w15 w16se w16cid w16 w16cex w16sdtdh w16sdtfl w16du wp14">
   <w:endnote w:type="separator" w:id="-1">
     <w:p>
       <w:pPr>
@@ -4094,7 +4052,7 @@
 </file>
 
 <file path=word/footer1.xml><?xml version="1.0" encoding="utf-8"?>
-<w:ftr xmlns:wpc="http://schemas.microsoft.com/office/word/2010/wordprocessingCanvas" xmlns:cx="http://schemas.microsoft.com/office/drawing/2014/chartex" xmlns:cx1="http://schemas.microsoft.com/office/drawing/2015/9/8/chartex" xmlns:cx2="http://schemas.microsoft.com/office/drawing/2015/10/21/chartex" xmlns:cx3="http://schemas.microsoft.com/office/drawing/2016/5/9/chartex" xmlns:cx4="http://schemas.microsoft.com/office/drawing/2016/5/10/chartex" xmlns:cx5="http://schemas.microsoft.com/office/drawing/2016/5/11/chartex" xmlns:cx6="http://schemas.microsoft.com/office/drawing/2016/5/12/chartex" xmlns:cx7="http://schemas.microsoft.com/office/drawing/2016/5/13/chartex" xmlns:cx8="http://schemas.microsoft.com/office/drawing/2016/5/14/chartex" xmlns:mc="http://schemas.openxmlformats.org/markup-compatibility/2006" xmlns:aink="http://schemas.microsoft.com/office/drawing/2016/ink" xmlns:am3d="http://schemas.microsoft.com/office/drawing/2017/model3d" xmlns:o="urn:schemas-microsoft-com:office:office" xmlns:r="http://schemas.openxmlformats.org/officeDocument/2006/relationships" xmlns:m="http://schemas.openxmlformats.org/officeDocument/2006/math" xmlns:v="urn:schemas-microsoft-com:vml" xmlns:wp14="http://schemas.microsoft.com/office/word/2010/wordprocessingDrawing" xmlns:wp="http://schemas.openxmlformats.org/drawingml/2006/wordprocessingDrawing" xmlns:w10="urn:schemas-microsoft-com:office:word" xmlns:w="http://schemas.openxmlformats.org/wordprocessingml/2006/main" xmlns:w14="http://schemas.microsoft.com/office/word/2010/wordml" xmlns:w15="http://schemas.microsoft.com/office/word/2012/wordml" xmlns:w16cex="http://schemas.microsoft.com/office/word/2018/wordml/cex" xmlns:w16cid="http://schemas.microsoft.com/office/word/2016/wordml/cid" xmlns:w16="http://schemas.microsoft.com/office/word/2018/wordml" xmlns:w16sdtdh="http://schemas.microsoft.com/office/word/2020/wordml/sdtdatahash" xmlns:w16se="http://schemas.microsoft.com/office/word/2015/wordml/symex" xmlns:wpg="http://schemas.microsoft.com/office/word/2010/wordprocessingGroup" xmlns:wpi="http://schemas.microsoft.com/office/word/2010/wordprocessingInk" xmlns:wne="http://schemas.microsoft.com/office/word/2006/wordml" xmlns:wps="http://schemas.microsoft.com/office/word/2010/wordprocessingShape" mc:Ignorable="w14 w15 w16se w16cid w16 w16cex w16sdtdh wp14">
+<w:ftr xmlns:wpc="http://schemas.microsoft.com/office/word/2010/wordprocessingCanvas" xmlns:cx="http://schemas.microsoft.com/office/drawing/2014/chartex" xmlns:cx1="http://schemas.microsoft.com/office/drawing/2015/9/8/chartex" xmlns:cx2="http://schemas.microsoft.com/office/drawing/2015/10/21/chartex" xmlns:cx3="http://schemas.microsoft.com/office/drawing/2016/5/9/chartex" xmlns:cx4="http://schemas.microsoft.com/office/drawing/2016/5/10/chartex" xmlns:cx5="http://schemas.microsoft.com/office/drawing/2016/5/11/chartex" xmlns:cx6="http://schemas.microsoft.com/office/drawing/2016/5/12/chartex" xmlns:cx7="http://schemas.microsoft.com/office/drawing/2016/5/13/chartex" xmlns:cx8="http://schemas.microsoft.com/office/drawing/2016/5/14/chartex" xmlns:mc="http://schemas.openxmlformats.org/markup-compatibility/2006" xmlns:aink="http://schemas.microsoft.com/office/drawing/2016/ink" xmlns:am3d="http://schemas.microsoft.com/office/drawing/2017/model3d" xmlns:o="urn:schemas-microsoft-com:office:office" xmlns:oel="http://schemas.microsoft.com/office/2019/extlst" xmlns:r="http://schemas.openxmlformats.org/officeDocument/2006/relationships" xmlns:m="http://schemas.openxmlformats.org/officeDocument/2006/math" xmlns:v="urn:schemas-microsoft-com:vml" xmlns:wp14="http://schemas.microsoft.com/office/word/2010/wordprocessingDrawing" xmlns:wp="http://schemas.openxmlformats.org/drawingml/2006/wordprocessingDrawing" xmlns:w10="urn:schemas-microsoft-com:office:word" xmlns:w="http://schemas.openxmlformats.org/wordprocessingml/2006/main" xmlns:w14="http://schemas.microsoft.com/office/word/2010/wordml" xmlns:w15="http://schemas.microsoft.com/office/word/2012/wordml" xmlns:w16cex="http://schemas.microsoft.com/office/word/2018/wordml/cex" xmlns:w16cid="http://schemas.microsoft.com/office/word/2016/wordml/cid" xmlns:w16="http://schemas.microsoft.com/office/word/2018/wordml" xmlns:w16du="http://schemas.microsoft.com/office/word/2023/wordml/word16du" xmlns:w16sdtdh="http://schemas.microsoft.com/office/word/2020/wordml/sdtdatahash" xmlns:w16sdtfl="http://schemas.microsoft.com/office/word/2024/wordml/sdtformatlock" xmlns:w16se="http://schemas.microsoft.com/office/word/2015/wordml/symex" xmlns:wpg="http://schemas.microsoft.com/office/word/2010/wordprocessingGroup" xmlns:wpi="http://schemas.microsoft.com/office/word/2010/wordprocessingInk" xmlns:wne="http://schemas.microsoft.com/office/word/2006/wordml" xmlns:wps="http://schemas.microsoft.com/office/word/2010/wordprocessingShape" mc:Ignorable="w14 w15 w16se w16cid w16 w16cex w16sdtdh w16sdtfl w16du wp14">
   <w:p>
     <w:pPr>
       <w:widowControl w:val="0"/>
@@ -4149,12 +4107,21 @@
               <w:color w:val="000000"/>
             </w:rPr>
           </w:pPr>
+          <w:proofErr w:type="spellStart"/>
           <w:r>
             <w:rPr>
               <w:rFonts w:ascii="Calibri" w:eastAsia="Calibri" w:hAnsi="Calibri" w:cs="Calibri"/>
               <w:color w:val="000000"/>
             </w:rPr>
-            <w:t>ProjectCode - SDS Document</w:t>
+            <w:t>ProjectCode</w:t>
+          </w:r>
+          <w:proofErr w:type="spellEnd"/>
+          <w:r>
+            <w:rPr>
+              <w:rFonts w:ascii="Calibri" w:eastAsia="Calibri" w:hAnsi="Calibri" w:cs="Calibri"/>
+              <w:color w:val="000000"/>
+            </w:rPr>
+            <w:t xml:space="preserve"> - SDS Document</w:t>
           </w:r>
         </w:p>
       </w:tc>
@@ -4258,7 +4225,7 @@
 </file>
 
 <file path=word/footnotes.xml><?xml version="1.0" encoding="utf-8"?>
-<w:footnotes xmlns:wpc="http://schemas.microsoft.com/office/word/2010/wordprocessingCanvas" xmlns:cx="http://schemas.microsoft.com/office/drawing/2014/chartex" xmlns:cx1="http://schemas.microsoft.com/office/drawing/2015/9/8/chartex" xmlns:cx2="http://schemas.microsoft.com/office/drawing/2015/10/21/chartex" xmlns:cx3="http://schemas.microsoft.com/office/drawing/2016/5/9/chartex" xmlns:cx4="http://schemas.microsoft.com/office/drawing/2016/5/10/chartex" xmlns:cx5="http://schemas.microsoft.com/office/drawing/2016/5/11/chartex" xmlns:cx6="http://schemas.microsoft.com/office/drawing/2016/5/12/chartex" xmlns:cx7="http://schemas.microsoft.com/office/drawing/2016/5/13/chartex" xmlns:cx8="http://schemas.microsoft.com/office/drawing/2016/5/14/chartex" xmlns:mc="http://schemas.openxmlformats.org/markup-compatibility/2006" xmlns:aink="http://schemas.microsoft.com/office/drawing/2016/ink" xmlns:am3d="http://schemas.microsoft.com/office/drawing/2017/model3d" xmlns:o="urn:schemas-microsoft-com:office:office" xmlns:r="http://schemas.openxmlformats.org/officeDocument/2006/relationships" xmlns:m="http://schemas.openxmlformats.org/officeDocument/2006/math" xmlns:v="urn:schemas-microsoft-com:vml" xmlns:wp14="http://schemas.microsoft.com/office/word/2010/wordprocessingDrawing" xmlns:wp="http://schemas.openxmlformats.org/drawingml/2006/wordprocessingDrawing" xmlns:w10="urn:schemas-microsoft-com:office:word" xmlns:w="http://schemas.openxmlformats.org/wordprocessingml/2006/main" xmlns:w14="http://schemas.microsoft.com/office/word/2010/wordml" xmlns:w15="http://schemas.microsoft.com/office/word/2012/wordml" xmlns:w16cex="http://schemas.microsoft.com/office/word/2018/wordml/cex" xmlns:w16cid="http://schemas.microsoft.com/office/word/2016/wordml/cid" xmlns:w16="http://schemas.microsoft.com/office/word/2018/wordml" xmlns:w16sdtdh="http://schemas.microsoft.com/office/word/2020/wordml/sdtdatahash" xmlns:w16se="http://schemas.microsoft.com/office/word/2015/wordml/symex" xmlns:wpg="http://schemas.microsoft.com/office/word/2010/wordprocessingGroup" xmlns:wpi="http://schemas.microsoft.com/office/word/2010/wordprocessingInk" xmlns:wne="http://schemas.microsoft.com/office/word/2006/wordml" xmlns:wps="http://schemas.microsoft.com/office/word/2010/wordprocessingShape" mc:Ignorable="w14 w15 w16se w16cid w16 w16cex w16sdtdh wp14">
+<w:footnotes xmlns:wpc="http://schemas.microsoft.com/office/word/2010/wordprocessingCanvas" xmlns:cx="http://schemas.microsoft.com/office/drawing/2014/chartex" xmlns:cx1="http://schemas.microsoft.com/office/drawing/2015/9/8/chartex" xmlns:cx2="http://schemas.microsoft.com/office/drawing/2015/10/21/chartex" xmlns:cx3="http://schemas.microsoft.com/office/drawing/2016/5/9/chartex" xmlns:cx4="http://schemas.microsoft.com/office/drawing/2016/5/10/chartex" xmlns:cx5="http://schemas.microsoft.com/office/drawing/2016/5/11/chartex" xmlns:cx6="http://schemas.microsoft.com/office/drawing/2016/5/12/chartex" xmlns:cx7="http://schemas.microsoft.com/office/drawing/2016/5/13/chartex" xmlns:cx8="http://schemas.microsoft.com/office/drawing/2016/5/14/chartex" xmlns:mc="http://schemas.openxmlformats.org/markup-compatibility/2006" xmlns:aink="http://schemas.microsoft.com/office/drawing/2016/ink" xmlns:am3d="http://schemas.microsoft.com/office/drawing/2017/model3d" xmlns:o="urn:schemas-microsoft-com:office:office" xmlns:oel="http://schemas.microsoft.com/office/2019/extlst" xmlns:r="http://schemas.openxmlformats.org/officeDocument/2006/relationships" xmlns:m="http://schemas.openxmlformats.org/officeDocument/2006/math" xmlns:v="urn:schemas-microsoft-com:vml" xmlns:wp14="http://schemas.microsoft.com/office/word/2010/wordprocessingDrawing" xmlns:wp="http://schemas.openxmlformats.org/drawingml/2006/wordprocessingDrawing" xmlns:w10="urn:schemas-microsoft-com:office:word" xmlns:w="http://schemas.openxmlformats.org/wordprocessingml/2006/main" xmlns:w14="http://schemas.microsoft.com/office/word/2010/wordml" xmlns:w15="http://schemas.microsoft.com/office/word/2012/wordml" xmlns:w16cex="http://schemas.microsoft.com/office/word/2018/wordml/cex" xmlns:w16cid="http://schemas.microsoft.com/office/word/2016/wordml/cid" xmlns:w16="http://schemas.microsoft.com/office/word/2018/wordml" xmlns:w16du="http://schemas.microsoft.com/office/word/2023/wordml/word16du" xmlns:w16sdtdh="http://schemas.microsoft.com/office/word/2020/wordml/sdtdatahash" xmlns:w16sdtfl="http://schemas.microsoft.com/office/word/2024/wordml/sdtformatlock" xmlns:w16se="http://schemas.microsoft.com/office/word/2015/wordml/symex" xmlns:wpg="http://schemas.microsoft.com/office/word/2010/wordprocessingGroup" xmlns:wpi="http://schemas.microsoft.com/office/word/2010/wordprocessingInk" xmlns:wne="http://schemas.microsoft.com/office/word/2006/wordml" xmlns:wps="http://schemas.microsoft.com/office/word/2010/wordprocessingShape" mc:Ignorable="w14 w15 w16se w16cid w16 w16cex w16sdtdh w16sdtfl w16du wp14">
   <w:footnote w:type="separator" w:id="-1">
     <w:p>
       <w:pPr>
@@ -4283,7 +4250,7 @@
 </file>
 
 <file path=word/numbering.xml><?xml version="1.0" encoding="utf-8"?>
-<w:numbering xmlns:wpc="http://schemas.microsoft.com/office/word/2010/wordprocessingCanvas" xmlns:cx="http://schemas.microsoft.com/office/drawing/2014/chartex" xmlns:cx1="http://schemas.microsoft.com/office/drawing/2015/9/8/chartex" xmlns:cx2="http://schemas.microsoft.com/office/drawing/2015/10/21/chartex" xmlns:cx3="http://schemas.microsoft.com/office/drawing/2016/5/9/chartex" xmlns:cx4="http://schemas.microsoft.com/office/drawing/2016/5/10/chartex" xmlns:cx5="http://schemas.microsoft.com/office/drawing/2016/5/11/chartex" xmlns:cx6="http://schemas.microsoft.com/office/drawing/2016/5/12/chartex" xmlns:cx7="http://schemas.microsoft.com/office/drawing/2016/5/13/chartex" xmlns:cx8="http://schemas.microsoft.com/office/drawing/2016/5/14/chartex" xmlns:mc="http://schemas.openxmlformats.org/markup-compatibility/2006" xmlns:aink="http://schemas.microsoft.com/office/drawing/2016/ink" xmlns:am3d="http://schemas.microsoft.com/office/drawing/2017/model3d" xmlns:o="urn:schemas-microsoft-com:office:office" xmlns:r="http://schemas.openxmlformats.org/officeDocument/2006/relationships" xmlns:m="http://schemas.openxmlformats.org/officeDocument/2006/math" xmlns:v="urn:schemas-microsoft-com:vml" xmlns:wp14="http://schemas.microsoft.com/office/word/2010/wordprocessingDrawing" xmlns:wp="http://schemas.openxmlformats.org/drawingml/2006/wordprocessingDrawing" xmlns:w10="urn:schemas-microsoft-com:office:word" xmlns:w="http://schemas.openxmlformats.org/wordprocessingml/2006/main" xmlns:w14="http://schemas.microsoft.com/office/word/2010/wordml" xmlns:w15="http://schemas.microsoft.com/office/word/2012/wordml" xmlns:w16cex="http://schemas.microsoft.com/office/word/2018/wordml/cex" xmlns:w16cid="http://schemas.microsoft.com/office/word/2016/wordml/cid" xmlns:w16="http://schemas.microsoft.com/office/word/2018/wordml" xmlns:w16sdtdh="http://schemas.microsoft.com/office/word/2020/wordml/sdtdatahash" xmlns:w16se="http://schemas.microsoft.com/office/word/2015/wordml/symex" xmlns:wpg="http://schemas.microsoft.com/office/word/2010/wordprocessingGroup" xmlns:wpi="http://schemas.microsoft.com/office/word/2010/wordprocessingInk" xmlns:wne="http://schemas.microsoft.com/office/word/2006/wordml" xmlns:wps="http://schemas.microsoft.com/office/word/2010/wordprocessingShape" mc:Ignorable="w14 w15 w16se w16cid w16 w16cex w16sdtdh wp14">
+<w:numbering xmlns:wpc="http://schemas.microsoft.com/office/word/2010/wordprocessingCanvas" xmlns:cx="http://schemas.microsoft.com/office/drawing/2014/chartex" xmlns:cx1="http://schemas.microsoft.com/office/drawing/2015/9/8/chartex" xmlns:cx2="http://schemas.microsoft.com/office/drawing/2015/10/21/chartex" xmlns:cx3="http://schemas.microsoft.com/office/drawing/2016/5/9/chartex" xmlns:cx4="http://schemas.microsoft.com/office/drawing/2016/5/10/chartex" xmlns:cx5="http://schemas.microsoft.com/office/drawing/2016/5/11/chartex" xmlns:cx6="http://schemas.microsoft.com/office/drawing/2016/5/12/chartex" xmlns:cx7="http://schemas.microsoft.com/office/drawing/2016/5/13/chartex" xmlns:cx8="http://schemas.microsoft.com/office/drawing/2016/5/14/chartex" xmlns:mc="http://schemas.openxmlformats.org/markup-compatibility/2006" xmlns:aink="http://schemas.microsoft.com/office/drawing/2016/ink" xmlns:am3d="http://schemas.microsoft.com/office/drawing/2017/model3d" xmlns:o="urn:schemas-microsoft-com:office:office" xmlns:oel="http://schemas.microsoft.com/office/2019/extlst" xmlns:r="http://schemas.openxmlformats.org/officeDocument/2006/relationships" xmlns:m="http://schemas.openxmlformats.org/officeDocument/2006/math" xmlns:v="urn:schemas-microsoft-com:vml" xmlns:wp14="http://schemas.microsoft.com/office/word/2010/wordprocessingDrawing" xmlns:wp="http://schemas.openxmlformats.org/drawingml/2006/wordprocessingDrawing" xmlns:w10="urn:schemas-microsoft-com:office:word" xmlns:w="http://schemas.openxmlformats.org/wordprocessingml/2006/main" xmlns:w14="http://schemas.microsoft.com/office/word/2010/wordml" xmlns:w15="http://schemas.microsoft.com/office/word/2012/wordml" xmlns:w16cex="http://schemas.microsoft.com/office/word/2018/wordml/cex" xmlns:w16cid="http://schemas.microsoft.com/office/word/2016/wordml/cid" xmlns:w16="http://schemas.microsoft.com/office/word/2018/wordml" xmlns:w16du="http://schemas.microsoft.com/office/word/2023/wordml/word16du" xmlns:w16sdtdh="http://schemas.microsoft.com/office/word/2020/wordml/sdtdatahash" xmlns:w16sdtfl="http://schemas.microsoft.com/office/word/2024/wordml/sdtformatlock" xmlns:w16se="http://schemas.microsoft.com/office/word/2015/wordml/symex" xmlns:wpg="http://schemas.microsoft.com/office/word/2010/wordprocessingGroup" xmlns:wpi="http://schemas.microsoft.com/office/word/2010/wordprocessingInk" xmlns:wne="http://schemas.microsoft.com/office/word/2006/wordml" xmlns:wps="http://schemas.microsoft.com/office/word/2010/wordprocessingShape" mc:Ignorable="w14 w15 w16se w16cid w16 w16cex w16sdtdh w16sdtfl w16du wp14">
   <w:abstractNum w:abstractNumId="0" w15:restartNumberingAfterBreak="0">
     <w:nsid w:val="12E9202F"/>
     <w:multiLevelType w:val="hybridMultilevel"/>
@@ -4876,26 +4843,26 @@
       </w:rPr>
     </w:lvl>
   </w:abstractNum>
-  <w:num w:numId="1">
+  <w:num w:numId="1" w16cid:durableId="591014609">
     <w:abstractNumId w:val="0"/>
   </w:num>
-  <w:num w:numId="2">
+  <w:num w:numId="2" w16cid:durableId="523595023">
     <w:abstractNumId w:val="4"/>
   </w:num>
-  <w:num w:numId="3">
+  <w:num w:numId="3" w16cid:durableId="1534418178">
     <w:abstractNumId w:val="2"/>
   </w:num>
-  <w:num w:numId="4">
+  <w:num w:numId="4" w16cid:durableId="925919107">
     <w:abstractNumId w:val="1"/>
   </w:num>
-  <w:num w:numId="5">
+  <w:num w:numId="5" w16cid:durableId="15010897">
     <w:abstractNumId w:val="3"/>
   </w:num>
 </w:numbering>
 </file>
 
 <file path=word/styles.xml><?xml version="1.0" encoding="utf-8"?>
-<w:styles xmlns:mc="http://schemas.openxmlformats.org/markup-compatibility/2006" xmlns:r="http://schemas.openxmlformats.org/officeDocument/2006/relationships" xmlns:w="http://schemas.openxmlformats.org/wordprocessingml/2006/main" xmlns:w14="http://schemas.microsoft.com/office/word/2010/wordml" xmlns:w15="http://schemas.microsoft.com/office/word/2012/wordml" xmlns:w16cex="http://schemas.microsoft.com/office/word/2018/wordml/cex" xmlns:w16cid="http://schemas.microsoft.com/office/word/2016/wordml/cid" xmlns:w16="http://schemas.microsoft.com/office/word/2018/wordml" xmlns:w16sdtdh="http://schemas.microsoft.com/office/word/2020/wordml/sdtdatahash" xmlns:w16se="http://schemas.microsoft.com/office/word/2015/wordml/symex" mc:Ignorable="w14 w15 w16se w16cid w16 w16cex w16sdtdh">
+<w:styles xmlns:mc="http://schemas.openxmlformats.org/markup-compatibility/2006" xmlns:r="http://schemas.openxmlformats.org/officeDocument/2006/relationships" xmlns:w="http://schemas.openxmlformats.org/wordprocessingml/2006/main" xmlns:w14="http://schemas.microsoft.com/office/word/2010/wordml" xmlns:w15="http://schemas.microsoft.com/office/word/2012/wordml" xmlns:w16cex="http://schemas.microsoft.com/office/word/2018/wordml/cex" xmlns:w16cid="http://schemas.microsoft.com/office/word/2016/wordml/cid" xmlns:w16="http://schemas.microsoft.com/office/word/2018/wordml" xmlns:w16du="http://schemas.microsoft.com/office/word/2023/wordml/word16du" xmlns:w16sdtdh="http://schemas.microsoft.com/office/word/2020/wordml/sdtdatahash" xmlns:w16sdtfl="http://schemas.microsoft.com/office/word/2024/wordml/sdtformatlock" xmlns:w16se="http://schemas.microsoft.com/office/word/2015/wordml/symex" mc:Ignorable="w14 w15 w16se w16cid w16 w16cex w16sdtdh w16sdtfl w16du">
   <w:docDefaults>
     <w:rPrDefault>
       <w:rPr>
